--- a/Tailored_CVs/Shinoy_Haystack_People_Senior_Quality_Assurance_Engineer.docx
+++ b/Tailored_CVs/Shinoy_Haystack_People_Senior_Quality_Assurance_Engineer.docx
@@ -70,7 +70,7 @@
           <w:b w:val="0"/>
           <w:sz w:val="19"/>
         </w:rPr>
-        <w:t>I am a QA automation engineer with over 8 years of experience building scalable test frameworks and CI/CD pipelines. I have hands-on experience migrating test suites to Playwright and using tools like Gemini Code Assist to speed up test generation. I look forward to helping Haystack People turn manual testing into reliable automated workflows while working closely with your development team.</w:t>
+        <w:t>I am a QA automation engineer with over 8 years of experience building scalable testing frameworks and CI/CD pipelines. I have hands-on experience migrating setups to Playwright and using tools like Gemini Code Assist to streamline test generation. I am comfortable taking ownership of quality processes and working closely with developers.</w:t>
       </w:r>
     </w:p>
     <w:p>
@@ -288,7 +288,7 @@
           <w:b w:val="0"/>
           <w:sz w:val="18"/>
         </w:rPr>
-        <w:t>▸ Migrated existing automation frameworks to Playwright TypeScript, improving overall execution speed and test reliability for web workflows.</w:t>
+        <w:t>▸ Migrated existing Selenium frameworks to Playwright TypeScript for endtoend workflows, boosting execution efficiency by 20%.</w:t>
       </w:r>
     </w:p>
     <w:p>
@@ -301,7 +301,7 @@
           <w:b w:val="0"/>
           <w:sz w:val="18"/>
         </w:rPr>
-        <w:t>▸ Streamlined test generation and deployment scripts using Gemini Code Assist, matching the team's focus on building with AI coding tools.</w:t>
+        <w:t>▸ Built automated CI/CD pipelines and scheduled regression test builds using Jenkins and AWS environments.</w:t>
       </w:r>
     </w:p>
     <w:p>
@@ -314,7 +314,7 @@
           <w:b w:val="0"/>
           <w:sz w:val="18"/>
         </w:rPr>
-        <w:t>▸ Built and maintained automated CI/CD pipelines via Jenkins, connecting test runs directly to deployment builds.</w:t>
+        <w:t>▸ Streamlined test generation and deployment scripts utilizing AI tools like Gemini Code Assist to speed up delivery.</w:t>
       </w:r>
     </w:p>
     <w:p>
@@ -327,7 +327,7 @@
           <w:b w:val="0"/>
           <w:sz w:val="18"/>
         </w:rPr>
-        <w:t>▸ Worked alongside crossfunctional development teams to turn manual checks into repeatable automated regression tests.</w:t>
+        <w:t>▸ Partnered with development teams to translate requirements into practical testing strategies and reduce defect leakage.</w:t>
       </w:r>
     </w:p>
     <w:p>
